--- a/TCE-318P-Fall-2026-Syllabus.docx
+++ b/TCE-318P-Fall-2026-Syllabus.docx
@@ -876,13 +876,13 @@
               <w:t xml:space="preserve">“Classroom Routines”</w:t>
             </w:r>
             <w:r>
-              <w:t xml:space="preserve">; van Hiele,</w:t>
+              <w:t xml:space="preserve">; Higgins,</w:t>
             </w:r>
             <w:r>
               <w:t xml:space="preserve"> </w:t>
             </w:r>
             <w:r>
-              <w:t xml:space="preserve">“Developing Geometric Thinking”</w:t>
+              <w:t xml:space="preserve">“Building a Team of Learners”</w:t>
             </w:r>
           </w:p>
         </w:tc>
